--- a/TP2 GIT H26.docx
+++ b/TP2 GIT H26.docx
@@ -897,15 +897,6 @@
                 <w:numId w:val="0"/>
               </w:numPr>
             </w:pPr>
-          </w:p>
-          <w:p>
-            <w:pPr>
-              <w:pStyle w:val="lettre"/>
-              <w:numPr>
-                <w:ilvl w:val="0"/>
-                <w:numId w:val="0"/>
-              </w:numPr>
-            </w:pPr>
             <w:r>
               <w:t>https://github.com/GaelSG23/TP2-GSG-RK.git</w:t>
             </w:r>
@@ -2285,6 +2276,13 @@
                 <w:szCs w:val="24"/>
               </w:rPr>
             </w:pPr>
+            <w:r>
+              <w:rPr>
+                <w:sz w:val="24"/>
+                <w:szCs w:val="24"/>
+              </w:rPr>
+              <w:t>Pas d’historique</w:t>
+            </w:r>
           </w:p>
           <w:p>
             <w:pPr>
@@ -6732,6 +6730,21 @@
 </file>
 
 <file path=customXml/item1.xml><?xml version="1.0" encoding="utf-8"?>
+<?mso-contentType ?>
+<FormTemplates xmlns="http://schemas.microsoft.com/sharepoint/v3/contenttype/forms">
+  <Display>DocumentLibraryForm</Display>
+  <Edit>DocumentLibraryForm</Edit>
+  <New>DocumentLibraryForm</New>
+</FormTemplates>
+</file>
+
+<file path=customXml/item2.xml><?xml version="1.0" encoding="utf-8"?>
+<p:properties xmlns:p="http://schemas.microsoft.com/office/2006/metadata/properties" xmlns:xsi="http://www.w3.org/2001/XMLSchema-instance" xmlns:pc="http://schemas.microsoft.com/office/infopath/2007/PartnerControls">
+  <documentManagement/>
+</p:properties>
+</file>
+
+<file path=customXml/item3.xml><?xml version="1.0" encoding="utf-8"?>
 <ct:contentTypeSchema xmlns:ct="http://schemas.microsoft.com/office/2006/metadata/contentType" xmlns:ma="http://schemas.microsoft.com/office/2006/metadata/properties/metaAttributes" ct:_="" ma:_="" ma:contentTypeName="Document" ma:contentTypeID="0x0101009C1B447D0B687849A1AF4D1976CDC009" ma:contentTypeVersion="12" ma:contentTypeDescription="Crée un document." ma:contentTypeScope="" ma:versionID="fe03336f97a1e4400bd691f3c50c45f2">
   <xsd:schema xmlns:xsd="http://www.w3.org/2001/XMLSchema" xmlns:xs="http://www.w3.org/2001/XMLSchema" xmlns:p="http://schemas.microsoft.com/office/2006/metadata/properties" xmlns:ns2="8b4e9889-ac42-40cc-888d-9712bfd820ad" xmlns:ns3="c69bbd0b-e922-4934-baed-3b7d43bfb0c6" targetNamespace="http://schemas.microsoft.com/office/2006/metadata/properties" ma:root="true" ma:fieldsID="f574614f4cec920772ca5d9ed687af9f" ns2:_="" ns3:_="">
     <xsd:import namespace="8b4e9889-ac42-40cc-888d-9712bfd820ad"/>
@@ -6948,26 +6961,28 @@
 </ct:contentTypeSchema>
 </file>
 
-<file path=customXml/item2.xml><?xml version="1.0" encoding="utf-8"?>
-<p:properties xmlns:p="http://schemas.microsoft.com/office/2006/metadata/properties" xmlns:xsi="http://www.w3.org/2001/XMLSchema-instance" xmlns:pc="http://schemas.microsoft.com/office/infopath/2007/PartnerControls">
-  <documentManagement/>
-</p:properties>
-</file>
-
-<file path=customXml/item3.xml><?xml version="1.0" encoding="utf-8"?>
-<?mso-contentType ?>
-<FormTemplates xmlns="http://schemas.microsoft.com/sharepoint/v3/contenttype/forms">
-  <Display>DocumentLibraryForm</Display>
-  <Edit>DocumentLibraryForm</Edit>
-  <New>DocumentLibraryForm</New>
-</FormTemplates>
-</file>
-
 <file path=customXml/item4.xml><?xml version="1.0" encoding="utf-8"?>
 <b:Sources xmlns:b="http://schemas.openxmlformats.org/officeDocument/2006/bibliography" xmlns="http://schemas.openxmlformats.org/officeDocument/2006/bibliography" SelectedStyle="\APA.XSL" StyleName="APA"/>
 </file>
 
 <file path=customXml/itemProps1.xml><?xml version="1.0" encoding="utf-8"?>
+<ds:datastoreItem xmlns:ds="http://schemas.openxmlformats.org/officeDocument/2006/customXml" ds:itemID="{DC5743D9-90E8-4705-BD73-39E0AE4FDF6F}">
+  <ds:schemaRefs>
+    <ds:schemaRef ds:uri="http://schemas.microsoft.com/sharepoint/v3/contenttype/forms"/>
+  </ds:schemaRefs>
+</ds:datastoreItem>
+</file>
+
+<file path=customXml/itemProps2.xml><?xml version="1.0" encoding="utf-8"?>
+<ds:datastoreItem xmlns:ds="http://schemas.openxmlformats.org/officeDocument/2006/customXml" ds:itemID="{9DF1F198-947F-4E15-85D4-C4A2BF14403A}">
+  <ds:schemaRefs>
+    <ds:schemaRef ds:uri="http://schemas.microsoft.com/office/2006/metadata/properties"/>
+    <ds:schemaRef ds:uri="http://schemas.microsoft.com/office/infopath/2007/PartnerControls"/>
+  </ds:schemaRefs>
+</ds:datastoreItem>
+</file>
+
+<file path=customXml/itemProps3.xml><?xml version="1.0" encoding="utf-8"?>
 <ds:datastoreItem xmlns:ds="http://schemas.openxmlformats.org/officeDocument/2006/customXml" ds:itemID="{1BBC0A6D-47F3-44FE-AED0-DC85C3D3569D}">
   <ds:schemaRefs>
     <ds:schemaRef ds:uri="http://schemas.microsoft.com/office/2006/metadata/contentType"/>
@@ -6986,23 +7001,6 @@
 </ds:datastoreItem>
 </file>
 
-<file path=customXml/itemProps2.xml><?xml version="1.0" encoding="utf-8"?>
-<ds:datastoreItem xmlns:ds="http://schemas.openxmlformats.org/officeDocument/2006/customXml" ds:itemID="{9DF1F198-947F-4E15-85D4-C4A2BF14403A}">
-  <ds:schemaRefs>
-    <ds:schemaRef ds:uri="http://schemas.microsoft.com/office/2006/metadata/properties"/>
-    <ds:schemaRef ds:uri="http://schemas.microsoft.com/office/infopath/2007/PartnerControls"/>
-  </ds:schemaRefs>
-</ds:datastoreItem>
-</file>
-
-<file path=customXml/itemProps3.xml><?xml version="1.0" encoding="utf-8"?>
-<ds:datastoreItem xmlns:ds="http://schemas.openxmlformats.org/officeDocument/2006/customXml" ds:itemID="{DC5743D9-90E8-4705-BD73-39E0AE4FDF6F}">
-  <ds:schemaRefs>
-    <ds:schemaRef ds:uri="http://schemas.microsoft.com/sharepoint/v3/contenttype/forms"/>
-  </ds:schemaRefs>
-</ds:datastoreItem>
-</file>
-
 <file path=customXml/itemProps4.xml><?xml version="1.0" encoding="utf-8"?>
 <ds:datastoreItem xmlns:ds="http://schemas.openxmlformats.org/officeDocument/2006/customXml" ds:itemID="{2EF541C5-2E96-4453-A2B9-57DE2C8172DB}">
   <ds:schemaRefs>

--- a/TP2 GIT H26.docx
+++ b/TP2 GIT H26.docx
@@ -718,8 +718,13 @@
         <w:t xml:space="preserve">aux moments opportuns </w:t>
       </w:r>
       <w:r>
-        <w:t>et toujours avoir des messages clairs et complets. On ne vous donne pas de consigne pour faire les commits</w:t>
-      </w:r>
+        <w:t xml:space="preserve">et toujours avoir des messages clairs et complets. On ne vous donne pas de consigne pour faire les </w:t>
+      </w:r>
+      <w:proofErr w:type="spellStart"/>
+      <w:r>
+        <w:t>commits</w:t>
+      </w:r>
+      <w:proofErr w:type="spellEnd"/>
       <w:r>
         <w:t>, push et pull</w:t>
       </w:r>
@@ -897,6 +902,24 @@
                 <w:numId w:val="0"/>
               </w:numPr>
             </w:pPr>
+          </w:p>
+          <w:p>
+            <w:pPr>
+              <w:pStyle w:val="lettre"/>
+              <w:numPr>
+                <w:ilvl w:val="0"/>
+                <w:numId w:val="0"/>
+              </w:numPr>
+            </w:pPr>
+          </w:p>
+          <w:p>
+            <w:pPr>
+              <w:pStyle w:val="lettre"/>
+              <w:numPr>
+                <w:ilvl w:val="0"/>
+                <w:numId w:val="0"/>
+              </w:numPr>
+            </w:pPr>
             <w:r>
               <w:t>https://github.com/GaelSG23/TP2-GSG-RK.git</w:t>
             </w:r>
@@ -1166,7 +1189,23 @@
           <w:sz w:val="24"/>
           <w:szCs w:val="24"/>
         </w:rPr>
-        <w:t xml:space="preserve"> Le pays doit maintenant remplacer l’attribut paysOrigine de l’Auteur qui passe de String à Pays, et corrigez ce qui doit l’</w:t>
+        <w:t xml:space="preserve"> Le pays doit maintenant remplacer l’attribut </w:t>
+      </w:r>
+      <w:proofErr w:type="spellStart"/>
+      <w:r>
+        <w:rPr>
+          <w:sz w:val="24"/>
+          <w:szCs w:val="24"/>
+        </w:rPr>
+        <w:t>paysOrigine</w:t>
+      </w:r>
+      <w:proofErr w:type="spellEnd"/>
+      <w:r>
+        <w:rPr>
+          <w:sz w:val="24"/>
+          <w:szCs w:val="24"/>
+        </w:rPr>
+        <w:t xml:space="preserve"> de l’Auteur qui passe de String à Pays, et corrigez ce qui doit l’</w:t>
       </w:r>
       <w:r>
         <w:rPr>
@@ -1840,6 +1879,7 @@
           <w:szCs w:val="24"/>
         </w:rPr>
       </w:pPr>
+      <w:proofErr w:type="spellStart"/>
       <w:r>
         <w:rPr>
           <w:b/>
@@ -1849,6 +1889,7 @@
         </w:rPr>
         <w:t>OuvragePapier</w:t>
       </w:r>
+      <w:proofErr w:type="spellEnd"/>
       <w:r>
         <w:rPr>
           <w:sz w:val="24"/>
@@ -1869,6 +1910,7 @@
           <w:szCs w:val="24"/>
         </w:rPr>
       </w:pPr>
+      <w:proofErr w:type="spellStart"/>
       <w:r>
         <w:rPr>
           <w:b/>
@@ -1878,6 +1920,7 @@
         </w:rPr>
         <w:t>OuvrageAudio</w:t>
       </w:r>
+      <w:proofErr w:type="spellEnd"/>
       <w:r>
         <w:rPr>
           <w:sz w:val="24"/>
@@ -1933,6 +1976,7 @@
           <w:szCs w:val="24"/>
         </w:rPr>
       </w:pPr>
+      <w:proofErr w:type="spellStart"/>
       <w:r>
         <w:rPr>
           <w:b/>
@@ -1942,6 +1986,7 @@
         </w:rPr>
         <w:t>OuvageVideo</w:t>
       </w:r>
+      <w:proofErr w:type="spellEnd"/>
       <w:r>
         <w:rPr>
           <w:sz w:val="24"/>
@@ -2360,8 +2405,13 @@
           <w:numId w:val="19"/>
         </w:numPr>
       </w:pPr>
-      <w:r>
-        <w:t>Commits fréquents et pertinents</w:t>
+      <w:proofErr w:type="spellStart"/>
+      <w:r>
+        <w:t>Commits</w:t>
+      </w:r>
+      <w:proofErr w:type="spellEnd"/>
+      <w:r>
+        <w:t xml:space="preserve"> fréquents et pertinents</w:t>
       </w:r>
     </w:p>
     <w:p>
@@ -6730,21 +6780,6 @@
 </file>
 
 <file path=customXml/item1.xml><?xml version="1.0" encoding="utf-8"?>
-<?mso-contentType ?>
-<FormTemplates xmlns="http://schemas.microsoft.com/sharepoint/v3/contenttype/forms">
-  <Display>DocumentLibraryForm</Display>
-  <Edit>DocumentLibraryForm</Edit>
-  <New>DocumentLibraryForm</New>
-</FormTemplates>
-</file>
-
-<file path=customXml/item2.xml><?xml version="1.0" encoding="utf-8"?>
-<p:properties xmlns:p="http://schemas.microsoft.com/office/2006/metadata/properties" xmlns:xsi="http://www.w3.org/2001/XMLSchema-instance" xmlns:pc="http://schemas.microsoft.com/office/infopath/2007/PartnerControls">
-  <documentManagement/>
-</p:properties>
-</file>
-
-<file path=customXml/item3.xml><?xml version="1.0" encoding="utf-8"?>
 <ct:contentTypeSchema xmlns:ct="http://schemas.microsoft.com/office/2006/metadata/contentType" xmlns:ma="http://schemas.microsoft.com/office/2006/metadata/properties/metaAttributes" ct:_="" ma:_="" ma:contentTypeName="Document" ma:contentTypeID="0x0101009C1B447D0B687849A1AF4D1976CDC009" ma:contentTypeVersion="12" ma:contentTypeDescription="Crée un document." ma:contentTypeScope="" ma:versionID="fe03336f97a1e4400bd691f3c50c45f2">
   <xsd:schema xmlns:xsd="http://www.w3.org/2001/XMLSchema" xmlns:xs="http://www.w3.org/2001/XMLSchema" xmlns:p="http://schemas.microsoft.com/office/2006/metadata/properties" xmlns:ns2="8b4e9889-ac42-40cc-888d-9712bfd820ad" xmlns:ns3="c69bbd0b-e922-4934-baed-3b7d43bfb0c6" targetNamespace="http://schemas.microsoft.com/office/2006/metadata/properties" ma:root="true" ma:fieldsID="f574614f4cec920772ca5d9ed687af9f" ns2:_="" ns3:_="">
     <xsd:import namespace="8b4e9889-ac42-40cc-888d-9712bfd820ad"/>
@@ -6961,28 +6996,26 @@
 </ct:contentTypeSchema>
 </file>
 
+<file path=customXml/item2.xml><?xml version="1.0" encoding="utf-8"?>
+<p:properties xmlns:p="http://schemas.microsoft.com/office/2006/metadata/properties" xmlns:xsi="http://www.w3.org/2001/XMLSchema-instance" xmlns:pc="http://schemas.microsoft.com/office/infopath/2007/PartnerControls">
+  <documentManagement/>
+</p:properties>
+</file>
+
+<file path=customXml/item3.xml><?xml version="1.0" encoding="utf-8"?>
+<?mso-contentType ?>
+<FormTemplates xmlns="http://schemas.microsoft.com/sharepoint/v3/contenttype/forms">
+  <Display>DocumentLibraryForm</Display>
+  <Edit>DocumentLibraryForm</Edit>
+  <New>DocumentLibraryForm</New>
+</FormTemplates>
+</file>
+
 <file path=customXml/item4.xml><?xml version="1.0" encoding="utf-8"?>
 <b:Sources xmlns:b="http://schemas.openxmlformats.org/officeDocument/2006/bibliography" xmlns="http://schemas.openxmlformats.org/officeDocument/2006/bibliography" SelectedStyle="\APA.XSL" StyleName="APA"/>
 </file>
 
 <file path=customXml/itemProps1.xml><?xml version="1.0" encoding="utf-8"?>
-<ds:datastoreItem xmlns:ds="http://schemas.openxmlformats.org/officeDocument/2006/customXml" ds:itemID="{DC5743D9-90E8-4705-BD73-39E0AE4FDF6F}">
-  <ds:schemaRefs>
-    <ds:schemaRef ds:uri="http://schemas.microsoft.com/sharepoint/v3/contenttype/forms"/>
-  </ds:schemaRefs>
-</ds:datastoreItem>
-</file>
-
-<file path=customXml/itemProps2.xml><?xml version="1.0" encoding="utf-8"?>
-<ds:datastoreItem xmlns:ds="http://schemas.openxmlformats.org/officeDocument/2006/customXml" ds:itemID="{9DF1F198-947F-4E15-85D4-C4A2BF14403A}">
-  <ds:schemaRefs>
-    <ds:schemaRef ds:uri="http://schemas.microsoft.com/office/2006/metadata/properties"/>
-    <ds:schemaRef ds:uri="http://schemas.microsoft.com/office/infopath/2007/PartnerControls"/>
-  </ds:schemaRefs>
-</ds:datastoreItem>
-</file>
-
-<file path=customXml/itemProps3.xml><?xml version="1.0" encoding="utf-8"?>
 <ds:datastoreItem xmlns:ds="http://schemas.openxmlformats.org/officeDocument/2006/customXml" ds:itemID="{1BBC0A6D-47F3-44FE-AED0-DC85C3D3569D}">
   <ds:schemaRefs>
     <ds:schemaRef ds:uri="http://schemas.microsoft.com/office/2006/metadata/contentType"/>
@@ -7001,6 +7034,23 @@
 </ds:datastoreItem>
 </file>
 
+<file path=customXml/itemProps2.xml><?xml version="1.0" encoding="utf-8"?>
+<ds:datastoreItem xmlns:ds="http://schemas.openxmlformats.org/officeDocument/2006/customXml" ds:itemID="{9DF1F198-947F-4E15-85D4-C4A2BF14403A}">
+  <ds:schemaRefs>
+    <ds:schemaRef ds:uri="http://schemas.microsoft.com/office/2006/metadata/properties"/>
+    <ds:schemaRef ds:uri="http://schemas.microsoft.com/office/infopath/2007/PartnerControls"/>
+  </ds:schemaRefs>
+</ds:datastoreItem>
+</file>
+
+<file path=customXml/itemProps3.xml><?xml version="1.0" encoding="utf-8"?>
+<ds:datastoreItem xmlns:ds="http://schemas.openxmlformats.org/officeDocument/2006/customXml" ds:itemID="{DC5743D9-90E8-4705-BD73-39E0AE4FDF6F}">
+  <ds:schemaRefs>
+    <ds:schemaRef ds:uri="http://schemas.microsoft.com/sharepoint/v3/contenttype/forms"/>
+  </ds:schemaRefs>
+</ds:datastoreItem>
+</file>
+
 <file path=customXml/itemProps4.xml><?xml version="1.0" encoding="utf-8"?>
 <ds:datastoreItem xmlns:ds="http://schemas.openxmlformats.org/officeDocument/2006/customXml" ds:itemID="{2EF541C5-2E96-4453-A2B9-57DE2C8172DB}">
   <ds:schemaRefs>
